--- a/docs/Super_Admin_Manual.docx
+++ b/docs/Super_Admin_Manual.docx
@@ -1285,6 +1285,1923 @@
       </w:r>
     </w:p>
     <w:p>
+      <w:pPr>
+        <w:pStyle w:val="Heading2"/>
+      </w:pPr>
+      <w:r>
+        <w:t xml:space="preserve">4.4 First-Time WiFi Setup (New, Unconfigured Devices)</w:t>
+      </w:r>
+    </w:p>
+    <w:p>
+      <w:pPr>
+        <w:spacing w:after="120"/>
+      </w:pPr>
+      <w:r>
+        <w:rPr>
+          <w:rFonts w:ascii="Arial" w:cs="Arial" w:eastAsia="Arial" w:hAnsi="Arial"/>
+          <w:color w:val="444444"/>
+          <w:sz w:val="24"/>
+          <w:szCs w:val="24"/>
+        </w:rPr>
+        <w:t xml:space="preserve">When a brand-new device is powered on for the first time, it has no WiFi credentials saved yet and automatically opens a setup network so it can be configured on-site.</w:t>
+      </w:r>
+    </w:p>
+    <w:p>
+      <w:pPr>
+        <w:pStyle w:val="ListParagraph"/>
+        <w:numPr>
+          <w:ilvl w:val="0"/>
+          <w:numId w:val="3"/>
+        </w:numPr>
+        <w:spacing w:after="60"/>
+      </w:pPr>
+      <w:r>
+        <w:rPr>
+          <w:rFonts w:ascii="Arial" w:cs="Arial" w:eastAsia="Arial" w:hAnsi="Arial"/>
+          <w:color w:val="444444"/>
+          <w:sz w:val="24"/>
+          <w:szCs w:val="24"/>
+        </w:rPr>
+        <w:t xml:space="preserve">Power on the device.</w:t>
+      </w:r>
+    </w:p>
+    <w:p>
+      <w:pPr>
+        <w:pStyle w:val="ListParagraph"/>
+        <w:numPr>
+          <w:ilvl w:val="0"/>
+          <w:numId w:val="3"/>
+        </w:numPr>
+        <w:spacing w:after="60"/>
+      </w:pPr>
+      <w:r>
+        <w:rPr>
+          <w:rFonts w:ascii="Arial" w:cs="Arial" w:eastAsia="Arial" w:hAnsi="Arial"/>
+          <w:color w:val="444444"/>
+          <w:sz w:val="24"/>
+          <w:szCs w:val="24"/>
+        </w:rPr>
+        <w:t xml:space="preserve">On your phone or laptop, connect to the WiFi network named Attendance-Setup (password: setup1234).</w:t>
+      </w:r>
+    </w:p>
+    <w:p>
+      <w:pPr>
+        <w:pStyle w:val="ListParagraph"/>
+        <w:numPr>
+          <w:ilvl w:val="0"/>
+          <w:numId w:val="3"/>
+        </w:numPr>
+        <w:spacing w:after="60"/>
+      </w:pPr>
+      <w:r>
+        <w:rPr>
+          <w:rFonts w:ascii="Arial" w:cs="Arial" w:eastAsia="Arial" w:hAnsi="Arial"/>
+          <w:color w:val="444444"/>
+          <w:sz w:val="24"/>
+          <w:szCs w:val="24"/>
+        </w:rPr>
+        <w:t xml:space="preserve">Open a browser and go to http://192.168.4.1 if a setup page does not open automatically.</w:t>
+      </w:r>
+    </w:p>
+    <w:p>
+      <w:pPr>
+        <w:pStyle w:val="ListParagraph"/>
+        <w:numPr>
+          <w:ilvl w:val="0"/>
+          <w:numId w:val="3"/>
+        </w:numPr>
+        <w:spacing w:after="60"/>
+      </w:pPr>
+      <w:r>
+        <w:rPr>
+          <w:rFonts w:ascii="Arial" w:cs="Arial" w:eastAsia="Arial" w:hAnsi="Arial"/>
+          <w:color w:val="444444"/>
+          <w:sz w:val="24"/>
+          <w:szCs w:val="24"/>
+        </w:rPr>
+        <w:t xml:space="preserve">Enter your office WiFi name (SSID) and password.</w:t>
+      </w:r>
+    </w:p>
+    <w:p>
+      <w:pPr>
+        <w:pStyle w:val="ListParagraph"/>
+        <w:numPr>
+          <w:ilvl w:val="0"/>
+          <w:numId w:val="3"/>
+        </w:numPr>
+        <w:spacing w:after="60"/>
+      </w:pPr>
+      <w:r>
+        <w:rPr>
+          <w:rFonts w:ascii="Arial" w:cs="Arial" w:eastAsia="Arial" w:hAnsi="Arial"/>
+          <w:color w:val="444444"/>
+          <w:sz w:val="24"/>
+          <w:szCs w:val="24"/>
+        </w:rPr>
+        <w:t xml:space="preserve">Click Save &amp; Connect. The device saves the credentials and restarts automatically.</w:t>
+      </w:r>
+    </w:p>
+    <w:p>
+      <w:pPr>
+        <w:pStyle w:val="ListParagraph"/>
+        <w:numPr>
+          <w:ilvl w:val="0"/>
+          <w:numId w:val="3"/>
+        </w:numPr>
+        <w:spacing w:after="60"/>
+      </w:pPr>
+      <w:r>
+        <w:rPr>
+          <w:rFonts w:ascii="Arial" w:cs="Arial" w:eastAsia="Arial" w:hAnsi="Arial"/>
+          <w:color w:val="444444"/>
+          <w:sz w:val="24"/>
+          <w:szCs w:val="24"/>
+        </w:rPr>
+        <w:t xml:space="preserve">Reconnect your phone or laptop to your normal WiFi.</w:t>
+      </w:r>
+    </w:p>
+    <w:p>
+      <w:pPr>
+        <w:pBdr>
+          <w:left w:val="single" w:color="2E75B6" w:sz="12" w:space="8"/>
+        </w:pBdr>
+        <w:spacing w:after="120"/>
+        <w:ind w:left="360"/>
+      </w:pPr>
+      <w:r>
+        <w:rPr>
+          <w:rFonts w:ascii="Arial" w:cs="Arial" w:eastAsia="Arial" w:hAnsi="Arial"/>
+          <w:i/>
+          <w:iCs/>
+          <w:color w:val="555555"/>
+          <w:sz w:val="22"/>
+          <w:szCs w:val="22"/>
+        </w:rPr>
+        <w:t xml:space="preserve">This setup network only appears automatically the very first time a factory-fresh device boots. After that, it can only be reopened deliberately with a master fingerprint (see Sections 4.5 and 4.6) — do not share the Attendance-Setup password with anyone outside your admin team.</w:t>
+      </w:r>
+    </w:p>
+    <w:p>
+      <w:pPr>
+        <w:spacing w:after="120"/>
+      </w:pPr>
+      <w:r>
+        <w:t xml:space="preserve"/>
+      </w:r>
+    </w:p>
+    <w:p>
+      <w:pPr>
+        <w:pStyle w:val="Heading2"/>
+      </w:pPr>
+      <w:r>
+        <w:t xml:space="preserve">4.5 Enrolling a Master Fingerprint (Do This on Day 1)</w:t>
+      </w:r>
+    </w:p>
+    <w:p>
+      <w:pPr>
+        <w:spacing w:after="120"/>
+      </w:pPr>
+      <w:r>
+        <w:rPr>
+          <w:rFonts w:ascii="Arial" w:cs="Arial" w:eastAsia="Arial" w:hAnsi="Arial"/>
+          <w:color w:val="444444"/>
+          <w:sz w:val="24"/>
+          <w:szCs w:val="24"/>
+        </w:rPr>
+        <w:t xml:space="preserve">A master fingerprint is a special admin fingerprint that lets you reopen the WiFi setup screen later — for example if you move the device or your office WiFi password changes. It never records attendance.</w:t>
+      </w:r>
+    </w:p>
+    <w:p>
+      <w:pPr>
+        <w:pBdr>
+          <w:left w:val="single" w:color="2E75B6" w:sz="12" w:space="8"/>
+        </w:pBdr>
+        <w:spacing w:after="120"/>
+        <w:ind w:left="360"/>
+      </w:pPr>
+      <w:r>
+        <w:rPr>
+          <w:rFonts w:ascii="Arial" w:cs="Arial" w:eastAsia="Arial" w:hAnsi="Arial"/>
+          <w:i/>
+          <w:iCs/>
+          <w:color w:val="555555"/>
+          <w:sz w:val="22"/>
+          <w:szCs w:val="22"/>
+        </w:rPr>
+        <w:t xml:space="preserve">Enroll a master fingerprint on every device immediately after its first WiFi setup, while it still has a working connection. If you skip this and the WiFi later changes, there is no way to reconnect the device on-site — it will require the platform administrator to physically reflash it. This is the single most important step for keeping a device usable without ongoing developer support.</w:t>
+      </w:r>
+    </w:p>
+    <w:p>
+      <w:pPr>
+        <w:pStyle w:val="ListParagraph"/>
+        <w:numPr>
+          <w:ilvl w:val="0"/>
+          <w:numId w:val="3"/>
+        </w:numPr>
+        <w:spacing w:after="60"/>
+      </w:pPr>
+      <w:r>
+        <w:rPr>
+          <w:rFonts w:ascii="Arial" w:cs="Arial" w:eastAsia="Arial" w:hAnsi="Arial"/>
+          <w:color w:val="444444"/>
+          <w:sz w:val="24"/>
+          <w:szCs w:val="24"/>
+        </w:rPr>
+        <w:t xml:space="preserve">Navigate to Enrollment in the sidebar.</w:t>
+      </w:r>
+    </w:p>
+    <w:p>
+      <w:pPr>
+        <w:pStyle w:val="ListParagraph"/>
+        <w:numPr>
+          <w:ilvl w:val="0"/>
+          <w:numId w:val="3"/>
+        </w:numPr>
+        <w:spacing w:after="60"/>
+      </w:pPr>
+      <w:r>
+        <w:rPr>
+          <w:rFonts w:ascii="Arial" w:cs="Arial" w:eastAsia="Arial" w:hAnsi="Arial"/>
+          <w:color w:val="444444"/>
+          <w:sz w:val="24"/>
+          <w:szCs w:val="24"/>
+        </w:rPr>
+        <w:t xml:space="preserve">Click New enrollment job.</w:t>
+      </w:r>
+    </w:p>
+    <w:p>
+      <w:pPr>
+        <w:pStyle w:val="ListParagraph"/>
+        <w:numPr>
+          <w:ilvl w:val="0"/>
+          <w:numId w:val="3"/>
+        </w:numPr>
+        <w:spacing w:after="60"/>
+      </w:pPr>
+      <w:r>
+        <w:rPr>
+          <w:rFonts w:ascii="Arial" w:cs="Arial" w:eastAsia="Arial" w:hAnsi="Arial"/>
+          <w:color w:val="444444"/>
+          <w:sz w:val="24"/>
+          <w:szCs w:val="24"/>
+        </w:rPr>
+        <w:t xml:space="preserve">Choose Reg. master as the command (instead of the usual member enrollment).</w:t>
+      </w:r>
+    </w:p>
+    <w:p>
+      <w:pPr>
+        <w:pStyle w:val="ListParagraph"/>
+        <w:numPr>
+          <w:ilvl w:val="0"/>
+          <w:numId w:val="3"/>
+        </w:numPr>
+        <w:spacing w:after="60"/>
+      </w:pPr>
+      <w:r>
+        <w:rPr>
+          <w:rFonts w:ascii="Arial" w:cs="Arial" w:eastAsia="Arial" w:hAnsi="Arial"/>
+          <w:color w:val="444444"/>
+          <w:sz w:val="24"/>
+          <w:szCs w:val="24"/>
+        </w:rPr>
+        <w:t xml:space="preserve">Select the device.</w:t>
+      </w:r>
+    </w:p>
+    <w:p>
+      <w:pPr>
+        <w:pStyle w:val="ListParagraph"/>
+        <w:numPr>
+          <w:ilvl w:val="0"/>
+          <w:numId w:val="3"/>
+        </w:numPr>
+        <w:spacing w:after="60"/>
+      </w:pPr>
+      <w:r>
+        <w:rPr>
+          <w:rFonts w:ascii="Arial" w:cs="Arial" w:eastAsia="Arial" w:hAnsi="Arial"/>
+          <w:color w:val="444444"/>
+          <w:sz w:val="24"/>
+          <w:szCs w:val="24"/>
+        </w:rPr>
+        <w:t xml:space="preserve">Click Queue.</w:t>
+      </w:r>
+    </w:p>
+    <w:p>
+      <w:pPr>
+        <w:pStyle w:val="ListParagraph"/>
+        <w:numPr>
+          <w:ilvl w:val="0"/>
+          <w:numId w:val="3"/>
+        </w:numPr>
+        <w:spacing w:after="60"/>
+      </w:pPr>
+      <w:r>
+        <w:rPr>
+          <w:rFonts w:ascii="Arial" w:cs="Arial" w:eastAsia="Arial" w:hAnsi="Arial"/>
+          <w:color w:val="444444"/>
+          <w:sz w:val="24"/>
+          <w:szCs w:val="24"/>
+        </w:rPr>
+        <w:t xml:space="preserve">At the device, place a finger on the sensor twice when prompted, same as a normal enrollment. Keep track of whose finger this is — you will need the same finger to reopen WiFi setup later.</w:t>
+      </w:r>
+    </w:p>
+    <w:p>
+      <w:pPr>
+        <w:spacing w:after="120"/>
+      </w:pPr>
+      <w:r>
+        <w:t xml:space="preserve"/>
+      </w:r>
+    </w:p>
+    <w:p>
+      <w:pPr>
+        <w:pStyle w:val="Heading2"/>
+      </w:pPr>
+      <w:r>
+        <w:t xml:space="preserve">4.6 Changing the WiFi Network Later</w:t>
+      </w:r>
+    </w:p>
+    <w:p>
+      <w:pPr>
+        <w:spacing w:after="120"/>
+      </w:pPr>
+      <w:r>
+        <w:rPr>
+          <w:rFonts w:ascii="Arial" w:cs="Arial" w:eastAsia="Arial" w:hAnsi="Arial"/>
+          <w:color w:val="444444"/>
+          <w:sz w:val="24"/>
+          <w:szCs w:val="24"/>
+        </w:rPr>
+        <w:t xml:space="preserve">If your office WiFi name or password changes after setup, use the master fingerprint from Section 4.5 to reopen the setup screen — no need to contact your platform administrator.</w:t>
+      </w:r>
+    </w:p>
+    <w:p>
+      <w:pPr>
+        <w:pStyle w:val="ListParagraph"/>
+        <w:numPr>
+          <w:ilvl w:val="0"/>
+          <w:numId w:val="3"/>
+        </w:numPr>
+        <w:spacing w:after="60"/>
+      </w:pPr>
+      <w:r>
+        <w:rPr>
+          <w:rFonts w:ascii="Arial" w:cs="Arial" w:eastAsia="Arial" w:hAnsi="Arial"/>
+          <w:color w:val="444444"/>
+          <w:sz w:val="24"/>
+          <w:szCs w:val="24"/>
+        </w:rPr>
+        <w:t xml:space="preserve">At the device, scan the master finger once. The screen shows “CONFIRM?” for a few seconds.</w:t>
+      </w:r>
+    </w:p>
+    <w:p>
+      <w:pPr>
+        <w:pStyle w:val="ListParagraph"/>
+        <w:numPr>
+          <w:ilvl w:val="0"/>
+          <w:numId w:val="3"/>
+        </w:numPr>
+        <w:spacing w:after="60"/>
+      </w:pPr>
+      <w:r>
+        <w:rPr>
+          <w:rFonts w:ascii="Arial" w:cs="Arial" w:eastAsia="Arial" w:hAnsi="Arial"/>
+          <w:color w:val="444444"/>
+          <w:sz w:val="24"/>
+          <w:szCs w:val="24"/>
+        </w:rPr>
+        <w:t xml:space="preserve">Scan the same master finger again within about 8 seconds to confirm. (Scanning a different finger, or waiting too long, cancels this and the device returns to normal operation.)</w:t>
+      </w:r>
+    </w:p>
+    <w:p>
+      <w:pPr>
+        <w:pStyle w:val="ListParagraph"/>
+        <w:numPr>
+          <w:ilvl w:val="0"/>
+          <w:numId w:val="3"/>
+        </w:numPr>
+        <w:spacing w:after="60"/>
+      </w:pPr>
+      <w:r>
+        <w:rPr>
+          <w:rFonts w:ascii="Arial" w:cs="Arial" w:eastAsia="Arial" w:hAnsi="Arial"/>
+          <w:color w:val="444444"/>
+          <w:sz w:val="24"/>
+          <w:szCs w:val="24"/>
+        </w:rPr>
+        <w:t xml:space="preserve">The device reopens its Attendance-Setup network. Follow steps 2–6 in Section 4.4 to enter the new WiFi details.</w:t>
+      </w:r>
+    </w:p>
+    <w:p>
+      <w:pPr>
+        <w:pBdr>
+          <w:left w:val="single" w:color="2E75B6" w:sz="12" w:space="8"/>
+        </w:pBdr>
+        <w:spacing w:after="120"/>
+        <w:ind w:left="360"/>
+      </w:pPr>
+      <w:r>
+        <w:rPr>
+          <w:rFonts w:ascii="Arial" w:cs="Arial" w:eastAsia="Arial" w:hAnsi="Arial"/>
+          <w:i/>
+          <w:iCs/>
+          <w:color w:val="555555"/>
+          <w:sz w:val="22"/>
+          <w:szCs w:val="22"/>
+        </w:rPr>
+        <w:t xml:space="preserve">If no master finger was enrolled on this device beforehand, this option is not available — contact your platform administrator.</w:t>
+      </w:r>
+    </w:p>
+    <w:p>
+      <w:pPr>
+        <w:spacing w:after="120"/>
+      </w:pPr>
+      <w:r>
+        <w:t xml:space="preserve"/>
+      </w:r>
+    </w:p>
+    <w:p>
+      <w:pPr>
+        <w:pStyle w:val="Heading2"/>
+      </w:pPr>
+      <w:r>
+        <w:t xml:space="preserve">4.7 Understanding the Device Screen</w:t>
+      </w:r>
+    </w:p>
+    <w:p>
+      <w:pPr>
+        <w:spacing w:after="120"/>
+      </w:pPr>
+      <w:r>
+        <w:rPr>
+          <w:rFonts w:ascii="Arial" w:cs="Arial" w:eastAsia="Arial" w:hAnsi="Arial"/>
+          <w:color w:val="444444"/>
+          <w:sz w:val="24"/>
+          <w:szCs w:val="24"/>
+        </w:rPr>
+        <w:t xml:space="preserve">Each device has a small screen showing what it is currently doing. This is the quickest way to tell what is going on without opening the dashboard.</w:t>
+      </w:r>
+    </w:p>
+    <w:tbl>
+      <w:tblPr>
+        <w:tblW w:type="dxa" w:w="9360"/>
+        <w:tblBorders>
+          <w:top w:val="single" w:color="auto" w:sz="4"/>
+          <w:left w:val="single" w:color="auto" w:sz="4"/>
+          <w:bottom w:val="single" w:color="auto" w:sz="4"/>
+          <w:right w:val="single" w:color="auto" w:sz="4"/>
+          <w:insideH w:val="single" w:color="auto" w:sz="4"/>
+          <w:insideV w:val="single" w:color="auto" w:sz="4"/>
+        </w:tblBorders>
+      </w:tblPr>
+      <w:tblGrid>
+        <w:gridCol w:w="3200"/>
+        <w:gridCol w:w="6160"/>
+      </w:tblGrid>
+      <w:tr>
+        <w:tc>
+          <w:tcPr>
+            <w:tcW w:type="dxa" w:w="3200"/>
+            <w:tcBorders>
+              <w:top w:val="single" w:color="CCCCCC" w:sz="1"/>
+              <w:left w:val="single" w:color="CCCCCC" w:sz="1"/>
+              <w:bottom w:val="single" w:color="CCCCCC" w:sz="1"/>
+              <w:right w:val="single" w:color="CCCCCC" w:sz="1"/>
+            </w:tcBorders>
+            <w:shd w:fill="2E75B6" w:val="clear"/>
+            <w:tcMar>
+              <w:top w:type="dxa" w:w="80"/>
+              <w:left w:type="dxa" w:w="120"/>
+              <w:bottom w:type="dxa" w:w="80"/>
+              <w:right w:type="dxa" w:w="120"/>
+            </w:tcMar>
+          </w:tcPr>
+          <w:p>
+            <w:r>
+              <w:rPr>
+                <w:rFonts w:ascii="Arial" w:cs="Arial" w:eastAsia="Arial" w:hAnsi="Arial"/>
+                <w:b/>
+                <w:bCs/>
+                <w:color w:val="FFFFFF"/>
+                <w:sz w:val="22"/>
+                <w:szCs w:val="22"/>
+              </w:rPr>
+              <w:t xml:space="preserve">What you see</w:t>
+            </w:r>
+          </w:p>
+        </w:tc>
+        <w:tc>
+          <w:tcPr>
+            <w:tcW w:type="dxa" w:w="6160"/>
+            <w:tcBorders>
+              <w:top w:val="single" w:color="CCCCCC" w:sz="1"/>
+              <w:left w:val="single" w:color="CCCCCC" w:sz="1"/>
+              <w:bottom w:val="single" w:color="CCCCCC" w:sz="1"/>
+              <w:right w:val="single" w:color="CCCCCC" w:sz="1"/>
+            </w:tcBorders>
+            <w:shd w:fill="2E75B6" w:val="clear"/>
+            <w:tcMar>
+              <w:top w:type="dxa" w:w="80"/>
+              <w:left w:type="dxa" w:w="120"/>
+              <w:bottom w:type="dxa" w:w="80"/>
+              <w:right w:type="dxa" w:w="120"/>
+            </w:tcMar>
+          </w:tcPr>
+          <w:p>
+            <w:r>
+              <w:rPr>
+                <w:rFonts w:ascii="Arial" w:cs="Arial" w:eastAsia="Arial" w:hAnsi="Arial"/>
+                <w:b/>
+                <w:bCs/>
+                <w:color w:val="FFFFFF"/>
+                <w:sz w:val="22"/>
+                <w:szCs w:val="22"/>
+              </w:rPr>
+              <w:t xml:space="preserve">What it means</w:t>
+            </w:r>
+          </w:p>
+        </w:tc>
+      </w:tr>
+      <w:tr>
+        <w:tc>
+          <w:tcPr>
+            <w:tcW w:type="dxa" w:w="3200"/>
+            <w:tcBorders>
+              <w:top w:val="single" w:color="CCCCCC" w:sz="1"/>
+              <w:left w:val="single" w:color="CCCCCC" w:sz="1"/>
+              <w:bottom w:val="single" w:color="CCCCCC" w:sz="1"/>
+              <w:right w:val="single" w:color="CCCCCC" w:sz="1"/>
+            </w:tcBorders>
+            <w:shd w:fill="FFFFFF" w:val="clear"/>
+            <w:tcMar>
+              <w:top w:type="dxa" w:w="80"/>
+              <w:left w:type="dxa" w:w="120"/>
+              <w:bottom w:type="dxa" w:w="80"/>
+              <w:right w:type="dxa" w:w="120"/>
+            </w:tcMar>
+          </w:tcPr>
+          <w:p>
+            <w:r>
+              <w:rPr>
+                <w:rFonts w:ascii="Arial" w:cs="Arial" w:eastAsia="Arial" w:hAnsi="Arial"/>
+                <w:color w:val="444444"/>
+                <w:sz w:val="22"/>
+                <w:szCs w:val="22"/>
+              </w:rPr>
+              <w:t xml:space="preserve">Clock + device name, Online/Offline</w:t>
+            </w:r>
+          </w:p>
+        </w:tc>
+        <w:tc>
+          <w:tcPr>
+            <w:tcW w:type="dxa" w:w="6160"/>
+            <w:tcBorders>
+              <w:top w:val="single" w:color="CCCCCC" w:sz="1"/>
+              <w:left w:val="single" w:color="CCCCCC" w:sz="1"/>
+              <w:bottom w:val="single" w:color="CCCCCC" w:sz="1"/>
+              <w:right w:val="single" w:color="CCCCCC" w:sz="1"/>
+            </w:tcBorders>
+            <w:shd w:fill="FFFFFF" w:val="clear"/>
+            <w:tcMar>
+              <w:top w:type="dxa" w:w="80"/>
+              <w:left w:type="dxa" w:w="120"/>
+              <w:bottom w:type="dxa" w:w="80"/>
+              <w:right w:type="dxa" w:w="120"/>
+            </w:tcMar>
+          </w:tcPr>
+          <w:p>
+            <w:r>
+              <w:rPr>
+                <w:rFonts w:ascii="Arial" w:cs="Arial" w:eastAsia="Arial" w:hAnsi="Arial"/>
+                <w:color w:val="444444"/>
+                <w:sz w:val="22"/>
+                <w:szCs w:val="22"/>
+              </w:rPr>
+              <w:t xml:space="preserve">Normal idle screen between scans.</w:t>
+            </w:r>
+          </w:p>
+        </w:tc>
+      </w:tr>
+      <w:tr>
+        <w:tc>
+          <w:tcPr>
+            <w:tcW w:type="dxa" w:w="3200"/>
+            <w:tcBorders>
+              <w:top w:val="single" w:color="CCCCCC" w:sz="1"/>
+              <w:left w:val="single" w:color="CCCCCC" w:sz="1"/>
+              <w:bottom w:val="single" w:color="CCCCCC" w:sz="1"/>
+              <w:right w:val="single" w:color="CCCCCC" w:sz="1"/>
+            </w:tcBorders>
+            <w:shd w:fill="F5F5F5" w:val="clear"/>
+            <w:tcMar>
+              <w:top w:type="dxa" w:w="80"/>
+              <w:left w:type="dxa" w:w="120"/>
+              <w:bottom w:type="dxa" w:w="80"/>
+              <w:right w:type="dxa" w:w="120"/>
+            </w:tcMar>
+          </w:tcPr>
+          <w:p>
+            <w:r>
+              <w:rPr>
+                <w:rFonts w:ascii="Arial" w:cs="Arial" w:eastAsia="Arial" w:hAnsi="Arial"/>
+                <w:color w:val="444444"/>
+                <w:sz w:val="22"/>
+                <w:szCs w:val="22"/>
+              </w:rPr>
+              <w:t xml:space="preserve">A name appears briefly after a scan</w:t>
+            </w:r>
+          </w:p>
+        </w:tc>
+        <w:tc>
+          <w:tcPr>
+            <w:tcW w:type="dxa" w:w="6160"/>
+            <w:tcBorders>
+              <w:top w:val="single" w:color="CCCCCC" w:sz="1"/>
+              <w:left w:val="single" w:color="CCCCCC" w:sz="1"/>
+              <w:bottom w:val="single" w:color="CCCCCC" w:sz="1"/>
+              <w:right w:val="single" w:color="CCCCCC" w:sz="1"/>
+            </w:tcBorders>
+            <w:shd w:fill="F5F5F5" w:val="clear"/>
+            <w:tcMar>
+              <w:top w:type="dxa" w:w="80"/>
+              <w:left w:type="dxa" w:w="120"/>
+              <w:bottom w:type="dxa" w:w="80"/>
+              <w:right w:type="dxa" w:w="120"/>
+            </w:tcMar>
+          </w:tcPr>
+          <w:p>
+            <w:r>
+              <w:rPr>
+                <w:rFonts w:ascii="Arial" w:cs="Arial" w:eastAsia="Arial" w:hAnsi="Arial"/>
+                <w:color w:val="444444"/>
+                <w:sz w:val="22"/>
+                <w:szCs w:val="22"/>
+              </w:rPr>
+              <w:t xml:space="preserve">Recognised — updates to Present / Time In / Time Out once confirmed by the server.</w:t>
+            </w:r>
+          </w:p>
+        </w:tc>
+      </w:tr>
+      <w:tr>
+        <w:tc>
+          <w:tcPr>
+            <w:tcW w:type="dxa" w:w="3200"/>
+            <w:tcBorders>
+              <w:top w:val="single" w:color="CCCCCC" w:sz="1"/>
+              <w:left w:val="single" w:color="CCCCCC" w:sz="1"/>
+              <w:bottom w:val="single" w:color="CCCCCC" w:sz="1"/>
+              <w:right w:val="single" w:color="CCCCCC" w:sz="1"/>
+            </w:tcBorders>
+            <w:shd w:fill="FFFFFF" w:val="clear"/>
+            <w:tcMar>
+              <w:top w:type="dxa" w:w="80"/>
+              <w:left w:type="dxa" w:w="120"/>
+              <w:bottom w:type="dxa" w:w="80"/>
+              <w:right w:type="dxa" w:w="120"/>
+            </w:tcMar>
+          </w:tcPr>
+          <w:p>
+            <w:r>
+              <w:rPr>
+                <w:rFonts w:ascii="Arial" w:cs="Arial" w:eastAsia="Arial" w:hAnsi="Arial"/>
+                <w:color w:val="444444"/>
+                <w:sz w:val="22"/>
+                <w:szCs w:val="22"/>
+              </w:rPr>
+              <w:t xml:space="preserve">Name + “Offline”</w:t>
+            </w:r>
+          </w:p>
+        </w:tc>
+        <w:tc>
+          <w:tcPr>
+            <w:tcW w:type="dxa" w:w="6160"/>
+            <w:tcBorders>
+              <w:top w:val="single" w:color="CCCCCC" w:sz="1"/>
+              <w:left w:val="single" w:color="CCCCCC" w:sz="1"/>
+              <w:bottom w:val="single" w:color="CCCCCC" w:sz="1"/>
+              <w:right w:val="single" w:color="CCCCCC" w:sz="1"/>
+            </w:tcBorders>
+            <w:shd w:fill="FFFFFF" w:val="clear"/>
+            <w:tcMar>
+              <w:top w:type="dxa" w:w="80"/>
+              <w:left w:type="dxa" w:w="120"/>
+              <w:bottom w:type="dxa" w:w="80"/>
+              <w:right w:type="dxa" w:w="120"/>
+            </w:tcMar>
+          </w:tcPr>
+          <w:p>
+            <w:r>
+              <w:rPr>
+                <w:rFonts w:ascii="Arial" w:cs="Arial" w:eastAsia="Arial" w:hAnsi="Arial"/>
+                <w:color w:val="444444"/>
+                <w:sz w:val="22"/>
+                <w:szCs w:val="22"/>
+              </w:rPr>
+              <w:t xml:space="preserve">Scan recognised but the device has no internet right now. It is queued and will sync once reconnected.</w:t>
+            </w:r>
+          </w:p>
+        </w:tc>
+      </w:tr>
+      <w:tr>
+        <w:tc>
+          <w:tcPr>
+            <w:tcW w:type="dxa" w:w="3200"/>
+            <w:tcBorders>
+              <w:top w:val="single" w:color="CCCCCC" w:sz="1"/>
+              <w:left w:val="single" w:color="CCCCCC" w:sz="1"/>
+              <w:bottom w:val="single" w:color="CCCCCC" w:sz="1"/>
+              <w:right w:val="single" w:color="CCCCCC" w:sz="1"/>
+            </w:tcBorders>
+            <w:shd w:fill="F5F5F5" w:val="clear"/>
+            <w:tcMar>
+              <w:top w:type="dxa" w:w="80"/>
+              <w:left w:type="dxa" w:w="120"/>
+              <w:bottom w:type="dxa" w:w="80"/>
+              <w:right w:type="dxa" w:w="120"/>
+            </w:tcMar>
+          </w:tcPr>
+          <w:p>
+            <w:r>
+              <w:rPr>
+                <w:rFonts w:ascii="Arial" w:cs="Arial" w:eastAsia="Arial" w:hAnsi="Arial"/>
+                <w:color w:val="444444"/>
+                <w:sz w:val="22"/>
+                <w:szCs w:val="22"/>
+              </w:rPr>
+              <w:t xml:space="preserve">“COOLDOWN” + name</w:t>
+            </w:r>
+          </w:p>
+        </w:tc>
+        <w:tc>
+          <w:tcPr>
+            <w:tcW w:type="dxa" w:w="6160"/>
+            <w:tcBorders>
+              <w:top w:val="single" w:color="CCCCCC" w:sz="1"/>
+              <w:left w:val="single" w:color="CCCCCC" w:sz="1"/>
+              <w:bottom w:val="single" w:color="CCCCCC" w:sz="1"/>
+              <w:right w:val="single" w:color="CCCCCC" w:sz="1"/>
+            </w:tcBorders>
+            <w:shd w:fill="F5F5F5" w:val="clear"/>
+            <w:tcMar>
+              <w:top w:type="dxa" w:w="80"/>
+              <w:left w:type="dxa" w:w="120"/>
+              <w:bottom w:type="dxa" w:w="80"/>
+              <w:right w:type="dxa" w:w="120"/>
+            </w:tcMar>
+          </w:tcPr>
+          <w:p>
+            <w:r>
+              <w:rPr>
+                <w:rFonts w:ascii="Arial" w:cs="Arial" w:eastAsia="Arial" w:hAnsi="Arial"/>
+                <w:color w:val="444444"/>
+                <w:sz w:val="22"/>
+                <w:szCs w:val="22"/>
+              </w:rPr>
+              <w:t xml:space="preserve">The same person scanned again too soon (within 60 seconds). Normal — no action needed.</w:t>
+            </w:r>
+          </w:p>
+        </w:tc>
+      </w:tr>
+      <w:tr>
+        <w:tc>
+          <w:tcPr>
+            <w:tcW w:type="dxa" w:w="3200"/>
+            <w:tcBorders>
+              <w:top w:val="single" w:color="CCCCCC" w:sz="1"/>
+              <w:left w:val="single" w:color="CCCCCC" w:sz="1"/>
+              <w:bottom w:val="single" w:color="CCCCCC" w:sz="1"/>
+              <w:right w:val="single" w:color="CCCCCC" w:sz="1"/>
+            </w:tcBorders>
+            <w:shd w:fill="FFFFFF" w:val="clear"/>
+            <w:tcMar>
+              <w:top w:type="dxa" w:w="80"/>
+              <w:left w:type="dxa" w:w="120"/>
+              <w:bottom w:type="dxa" w:w="80"/>
+              <w:right w:type="dxa" w:w="120"/>
+            </w:tcMar>
+          </w:tcPr>
+          <w:p>
+            <w:r>
+              <w:rPr>
+                <w:rFonts w:ascii="Arial" w:cs="Arial" w:eastAsia="Arial" w:hAnsi="Arial"/>
+                <w:color w:val="444444"/>
+                <w:sz w:val="22"/>
+                <w:szCs w:val="22"/>
+              </w:rPr>
+              <w:t xml:space="preserve">“NO MATCH” or “NOT MAPPED”</w:t>
+            </w:r>
+          </w:p>
+        </w:tc>
+        <w:tc>
+          <w:tcPr>
+            <w:tcW w:type="dxa" w:w="6160"/>
+            <w:tcBorders>
+              <w:top w:val="single" w:color="CCCCCC" w:sz="1"/>
+              <w:left w:val="single" w:color="CCCCCC" w:sz="1"/>
+              <w:bottom w:val="single" w:color="CCCCCC" w:sz="1"/>
+              <w:right w:val="single" w:color="CCCCCC" w:sz="1"/>
+            </w:tcBorders>
+            <w:shd w:fill="FFFFFF" w:val="clear"/>
+            <w:tcMar>
+              <w:top w:type="dxa" w:w="80"/>
+              <w:left w:type="dxa" w:w="120"/>
+              <w:bottom w:type="dxa" w:w="80"/>
+              <w:right w:type="dxa" w:w="120"/>
+            </w:tcMar>
+          </w:tcPr>
+          <w:p>
+            <w:r>
+              <w:rPr>
+                <w:rFonts w:ascii="Arial" w:cs="Arial" w:eastAsia="Arial" w:hAnsi="Arial"/>
+                <w:color w:val="444444"/>
+                <w:sz w:val="22"/>
+                <w:szCs w:val="22"/>
+              </w:rPr>
+              <w:t xml:space="preserve">Fingerprint not recognised. Ask the person to try again; contact your admin if it keeps happening.</w:t>
+            </w:r>
+          </w:p>
+        </w:tc>
+      </w:tr>
+      <w:tr>
+        <w:tc>
+          <w:tcPr>
+            <w:tcW w:type="dxa" w:w="3200"/>
+            <w:tcBorders>
+              <w:top w:val="single" w:color="CCCCCC" w:sz="1"/>
+              <w:left w:val="single" w:color="CCCCCC" w:sz="1"/>
+              <w:bottom w:val="single" w:color="CCCCCC" w:sz="1"/>
+              <w:right w:val="single" w:color="CCCCCC" w:sz="1"/>
+            </w:tcBorders>
+            <w:shd w:fill="F5F5F5" w:val="clear"/>
+            <w:tcMar>
+              <w:top w:type="dxa" w:w="80"/>
+              <w:left w:type="dxa" w:w="120"/>
+              <w:bottom w:type="dxa" w:w="80"/>
+              <w:right w:type="dxa" w:w="120"/>
+            </w:tcMar>
+          </w:tcPr>
+          <w:p>
+            <w:r>
+              <w:rPr>
+                <w:rFonts w:ascii="Arial" w:cs="Arial" w:eastAsia="Arial" w:hAnsi="Arial"/>
+                <w:color w:val="444444"/>
+                <w:sz w:val="22"/>
+                <w:szCs w:val="22"/>
+              </w:rPr>
+              <w:t xml:space="preserve">A small “&lt;N&gt; queued” line under the clock</w:t>
+            </w:r>
+          </w:p>
+        </w:tc>
+        <w:tc>
+          <w:tcPr>
+            <w:tcW w:type="dxa" w:w="6160"/>
+            <w:tcBorders>
+              <w:top w:val="single" w:color="CCCCCC" w:sz="1"/>
+              <w:left w:val="single" w:color="CCCCCC" w:sz="1"/>
+              <w:bottom w:val="single" w:color="CCCCCC" w:sz="1"/>
+              <w:right w:val="single" w:color="CCCCCC" w:sz="1"/>
+            </w:tcBorders>
+            <w:shd w:fill="F5F5F5" w:val="clear"/>
+            <w:tcMar>
+              <w:top w:type="dxa" w:w="80"/>
+              <w:left w:type="dxa" w:w="120"/>
+              <w:bottom w:type="dxa" w:w="80"/>
+              <w:right w:type="dxa" w:w="120"/>
+            </w:tcMar>
+          </w:tcPr>
+          <w:p>
+            <w:r>
+              <w:rPr>
+                <w:rFonts w:ascii="Arial" w:cs="Arial" w:eastAsia="Arial" w:hAnsi="Arial"/>
+                <w:color w:val="444444"/>
+                <w:sz w:val="22"/>
+                <w:szCs w:val="22"/>
+              </w:rPr>
+              <w:t xml:space="preserve">Device is offline; N scans are stored locally and will upload automatically once WiFi returns.</w:t>
+            </w:r>
+          </w:p>
+        </w:tc>
+      </w:tr>
+      <w:tr>
+        <w:tc>
+          <w:tcPr>
+            <w:tcW w:type="dxa" w:w="3200"/>
+            <w:tcBorders>
+              <w:top w:val="single" w:color="CCCCCC" w:sz="1"/>
+              <w:left w:val="single" w:color="CCCCCC" w:sz="1"/>
+              <w:bottom w:val="single" w:color="CCCCCC" w:sz="1"/>
+              <w:right w:val="single" w:color="CCCCCC" w:sz="1"/>
+            </w:tcBorders>
+            <w:shd w:fill="FFFFFF" w:val="clear"/>
+            <w:tcMar>
+              <w:top w:type="dxa" w:w="80"/>
+              <w:left w:type="dxa" w:w="120"/>
+              <w:bottom w:type="dxa" w:w="80"/>
+              <w:right w:type="dxa" w:w="120"/>
+            </w:tcMar>
+          </w:tcPr>
+          <w:p>
+            <w:r>
+              <w:rPr>
+                <w:rFonts w:ascii="Arial" w:cs="Arial" w:eastAsia="Arial" w:hAnsi="Arial"/>
+                <w:color w:val="444444"/>
+                <w:sz w:val="22"/>
+                <w:szCs w:val="22"/>
+              </w:rPr>
+              <w:t xml:space="preserve">“PENDING” + a MAC address</w:t>
+            </w:r>
+          </w:p>
+        </w:tc>
+        <w:tc>
+          <w:tcPr>
+            <w:tcW w:type="dxa" w:w="6160"/>
+            <w:tcBorders>
+              <w:top w:val="single" w:color="CCCCCC" w:sz="1"/>
+              <w:left w:val="single" w:color="CCCCCC" w:sz="1"/>
+              <w:bottom w:val="single" w:color="CCCCCC" w:sz="1"/>
+              <w:right w:val="single" w:color="CCCCCC" w:sz="1"/>
+            </w:tcBorders>
+            <w:shd w:fill="FFFFFF" w:val="clear"/>
+            <w:tcMar>
+              <w:top w:type="dxa" w:w="80"/>
+              <w:left w:type="dxa" w:w="120"/>
+              <w:bottom w:type="dxa" w:w="80"/>
+              <w:right w:type="dxa" w:w="120"/>
+            </w:tcMar>
+          </w:tcPr>
+          <w:p>
+            <w:r>
+              <w:rPr>
+                <w:rFonts w:ascii="Arial" w:cs="Arial" w:eastAsia="Arial" w:hAnsi="Arial"/>
+                <w:color w:val="444444"/>
+                <w:sz w:val="22"/>
+                <w:szCs w:val="22"/>
+              </w:rPr>
+              <w:t xml:space="preserve">Device has not been assigned to a unit yet — see Section 4.1.</w:t>
+            </w:r>
+          </w:p>
+        </w:tc>
+      </w:tr>
+      <w:tr>
+        <w:tc>
+          <w:tcPr>
+            <w:tcW w:type="dxa" w:w="3200"/>
+            <w:tcBorders>
+              <w:top w:val="single" w:color="CCCCCC" w:sz="1"/>
+              <w:left w:val="single" w:color="CCCCCC" w:sz="1"/>
+              <w:bottom w:val="single" w:color="CCCCCC" w:sz="1"/>
+              <w:right w:val="single" w:color="CCCCCC" w:sz="1"/>
+            </w:tcBorders>
+            <w:shd w:fill="F5F5F5" w:val="clear"/>
+            <w:tcMar>
+              <w:top w:type="dxa" w:w="80"/>
+              <w:left w:type="dxa" w:w="120"/>
+              <w:bottom w:type="dxa" w:w="80"/>
+              <w:right w:type="dxa" w:w="120"/>
+            </w:tcMar>
+          </w:tcPr>
+          <w:p>
+            <w:r>
+              <w:rPr>
+                <w:rFonts w:ascii="Arial" w:cs="Arial" w:eastAsia="Arial" w:hAnsi="Arial"/>
+                <w:color w:val="444444"/>
+                <w:sz w:val="22"/>
+                <w:szCs w:val="22"/>
+              </w:rPr>
+              <w:t xml:space="preserve">“REJECTED” or “REVOKED”</w:t>
+            </w:r>
+          </w:p>
+        </w:tc>
+        <w:tc>
+          <w:tcPr>
+            <w:tcW w:type="dxa" w:w="6160"/>
+            <w:tcBorders>
+              <w:top w:val="single" w:color="CCCCCC" w:sz="1"/>
+              <w:left w:val="single" w:color="CCCCCC" w:sz="1"/>
+              <w:bottom w:val="single" w:color="CCCCCC" w:sz="1"/>
+              <w:right w:val="single" w:color="CCCCCC" w:sz="1"/>
+            </w:tcBorders>
+            <w:shd w:fill="F5F5F5" w:val="clear"/>
+            <w:tcMar>
+              <w:top w:type="dxa" w:w="80"/>
+              <w:left w:type="dxa" w:w="120"/>
+              <w:bottom w:type="dxa" w:w="80"/>
+              <w:right w:type="dxa" w:w="120"/>
+            </w:tcMar>
+          </w:tcPr>
+          <w:p>
+            <w:r>
+              <w:rPr>
+                <w:rFonts w:ascii="Arial" w:cs="Arial" w:eastAsia="Arial" w:hAnsi="Arial"/>
+                <w:color w:val="444444"/>
+                <w:sz w:val="22"/>
+                <w:szCs w:val="22"/>
+              </w:rPr>
+              <w:t xml:space="preserve">Contact your platform administrator.</w:t>
+            </w:r>
+          </w:p>
+        </w:tc>
+      </w:tr>
+      <w:tr>
+        <w:tc>
+          <w:tcPr>
+            <w:tcW w:type="dxa" w:w="3200"/>
+            <w:tcBorders>
+              <w:top w:val="single" w:color="CCCCCC" w:sz="1"/>
+              <w:left w:val="single" w:color="CCCCCC" w:sz="1"/>
+              <w:bottom w:val="single" w:color="CCCCCC" w:sz="1"/>
+              <w:right w:val="single" w:color="CCCCCC" w:sz="1"/>
+            </w:tcBorders>
+            <w:shd w:fill="FFFFFF" w:val="clear"/>
+            <w:tcMar>
+              <w:top w:type="dxa" w:w="80"/>
+              <w:left w:type="dxa" w:w="120"/>
+              <w:bottom w:type="dxa" w:w="80"/>
+              <w:right w:type="dxa" w:w="120"/>
+            </w:tcMar>
+          </w:tcPr>
+          <w:p>
+            <w:r>
+              <w:rPr>
+                <w:rFonts w:ascii="Arial" w:cs="Arial" w:eastAsia="Arial" w:hAnsi="Arial"/>
+                <w:color w:val="444444"/>
+                <w:sz w:val="22"/>
+                <w:szCs w:val="22"/>
+              </w:rPr>
+              <w:t xml:space="preserve">“SETUP” / Attendance-Setup / 192.168.4.1</w:t>
+            </w:r>
+          </w:p>
+        </w:tc>
+        <w:tc>
+          <w:tcPr>
+            <w:tcW w:type="dxa" w:w="6160"/>
+            <w:tcBorders>
+              <w:top w:val="single" w:color="CCCCCC" w:sz="1"/>
+              <w:left w:val="single" w:color="CCCCCC" w:sz="1"/>
+              <w:bottom w:val="single" w:color="CCCCCC" w:sz="1"/>
+              <w:right w:val="single" w:color="CCCCCC" w:sz="1"/>
+            </w:tcBorders>
+            <w:shd w:fill="FFFFFF" w:val="clear"/>
+            <w:tcMar>
+              <w:top w:type="dxa" w:w="80"/>
+              <w:left w:type="dxa" w:w="120"/>
+              <w:bottom w:type="dxa" w:w="80"/>
+              <w:right w:type="dxa" w:w="120"/>
+            </w:tcMar>
+          </w:tcPr>
+          <w:p>
+            <w:r>
+              <w:rPr>
+                <w:rFonts w:ascii="Arial" w:cs="Arial" w:eastAsia="Arial" w:hAnsi="Arial"/>
+                <w:color w:val="444444"/>
+                <w:sz w:val="22"/>
+                <w:szCs w:val="22"/>
+              </w:rPr>
+              <w:t xml:space="preserve">The WiFi setup screen is open — see Sections 4.4 and 4.6.</w:t>
+            </w:r>
+          </w:p>
+        </w:tc>
+      </w:tr>
+      <w:tr>
+        <w:tc>
+          <w:tcPr>
+            <w:tcW w:type="dxa" w:w="3200"/>
+            <w:tcBorders>
+              <w:top w:val="single" w:color="CCCCCC" w:sz="1"/>
+              <w:left w:val="single" w:color="CCCCCC" w:sz="1"/>
+              <w:bottom w:val="single" w:color="CCCCCC" w:sz="1"/>
+              <w:right w:val="single" w:color="CCCCCC" w:sz="1"/>
+            </w:tcBorders>
+            <w:shd w:fill="F5F5F5" w:val="clear"/>
+            <w:tcMar>
+              <w:top w:type="dxa" w:w="80"/>
+              <w:left w:type="dxa" w:w="120"/>
+              <w:bottom w:type="dxa" w:w="80"/>
+              <w:right w:type="dxa" w:w="120"/>
+            </w:tcMar>
+          </w:tcPr>
+          <w:p>
+            <w:r>
+              <w:rPr>
+                <w:rFonts w:ascii="Arial" w:cs="Arial" w:eastAsia="Arial" w:hAnsi="Arial"/>
+                <w:color w:val="444444"/>
+                <w:sz w:val="22"/>
+                <w:szCs w:val="22"/>
+              </w:rPr>
+              <w:t xml:space="preserve">“PRESS 1/2” or “PRESS 2/2”</w:t>
+            </w:r>
+          </w:p>
+        </w:tc>
+        <w:tc>
+          <w:tcPr>
+            <w:tcW w:type="dxa" w:w="6160"/>
+            <w:tcBorders>
+              <w:top w:val="single" w:color="CCCCCC" w:sz="1"/>
+              <w:left w:val="single" w:color="CCCCCC" w:sz="1"/>
+              <w:bottom w:val="single" w:color="CCCCCC" w:sz="1"/>
+              <w:right w:val="single" w:color="CCCCCC" w:sz="1"/>
+            </w:tcBorders>
+            <w:shd w:fill="F5F5F5" w:val="clear"/>
+            <w:tcMar>
+              <w:top w:type="dxa" w:w="80"/>
+              <w:left w:type="dxa" w:w="120"/>
+              <w:bottom w:type="dxa" w:w="80"/>
+              <w:right w:type="dxa" w:w="120"/>
+            </w:tcMar>
+          </w:tcPr>
+          <w:p>
+            <w:r>
+              <w:rPr>
+                <w:rFonts w:ascii="Arial" w:cs="Arial" w:eastAsia="Arial" w:hAnsi="Arial"/>
+                <w:color w:val="444444"/>
+                <w:sz w:val="22"/>
+                <w:szCs w:val="22"/>
+              </w:rPr>
+              <w:t xml:space="preserve">Enrollment in progress — ask the person to place their finger as prompted.</w:t>
+            </w:r>
+          </w:p>
+        </w:tc>
+      </w:tr>
+      <w:tr>
+        <w:tc>
+          <w:tcPr>
+            <w:tcW w:type="dxa" w:w="3200"/>
+            <w:tcBorders>
+              <w:top w:val="single" w:color="CCCCCC" w:sz="1"/>
+              <w:left w:val="single" w:color="CCCCCC" w:sz="1"/>
+              <w:bottom w:val="single" w:color="CCCCCC" w:sz="1"/>
+              <w:right w:val="single" w:color="CCCCCC" w:sz="1"/>
+            </w:tcBorders>
+            <w:shd w:fill="FFFFFF" w:val="clear"/>
+            <w:tcMar>
+              <w:top w:type="dxa" w:w="80"/>
+              <w:left w:type="dxa" w:w="120"/>
+              <w:bottom w:type="dxa" w:w="80"/>
+              <w:right w:type="dxa" w:w="120"/>
+            </w:tcMar>
+          </w:tcPr>
+          <w:p>
+            <w:r>
+              <w:rPr>
+                <w:rFonts w:ascii="Arial" w:cs="Arial" w:eastAsia="Arial" w:hAnsi="Arial"/>
+                <w:color w:val="444444"/>
+                <w:sz w:val="22"/>
+                <w:szCs w:val="22"/>
+              </w:rPr>
+              <w:t xml:space="preserve">“ENROLLED”</w:t>
+            </w:r>
+          </w:p>
+        </w:tc>
+        <w:tc>
+          <w:tcPr>
+            <w:tcW w:type="dxa" w:w="6160"/>
+            <w:tcBorders>
+              <w:top w:val="single" w:color="CCCCCC" w:sz="1"/>
+              <w:left w:val="single" w:color="CCCCCC" w:sz="1"/>
+              <w:bottom w:val="single" w:color="CCCCCC" w:sz="1"/>
+              <w:right w:val="single" w:color="CCCCCC" w:sz="1"/>
+            </w:tcBorders>
+            <w:shd w:fill="FFFFFF" w:val="clear"/>
+            <w:tcMar>
+              <w:top w:type="dxa" w:w="80"/>
+              <w:left w:type="dxa" w:w="120"/>
+              <w:bottom w:type="dxa" w:w="80"/>
+              <w:right w:type="dxa" w:w="120"/>
+            </w:tcMar>
+          </w:tcPr>
+          <w:p>
+            <w:r>
+              <w:rPr>
+                <w:rFonts w:ascii="Arial" w:cs="Arial" w:eastAsia="Arial" w:hAnsi="Arial"/>
+                <w:color w:val="444444"/>
+                <w:sz w:val="22"/>
+                <w:szCs w:val="22"/>
+              </w:rPr>
+              <w:t xml:space="preserve">Enrollment succeeded.</w:t>
+            </w:r>
+          </w:p>
+        </w:tc>
+      </w:tr>
+      <w:tr>
+        <w:tc>
+          <w:tcPr>
+            <w:tcW w:type="dxa" w:w="3200"/>
+            <w:tcBorders>
+              <w:top w:val="single" w:color="CCCCCC" w:sz="1"/>
+              <w:left w:val="single" w:color="CCCCCC" w:sz="1"/>
+              <w:bottom w:val="single" w:color="CCCCCC" w:sz="1"/>
+              <w:right w:val="single" w:color="CCCCCC" w:sz="1"/>
+            </w:tcBorders>
+            <w:shd w:fill="F5F5F5" w:val="clear"/>
+            <w:tcMar>
+              <w:top w:type="dxa" w:w="80"/>
+              <w:left w:type="dxa" w:w="120"/>
+              <w:bottom w:type="dxa" w:w="80"/>
+              <w:right w:type="dxa" w:w="120"/>
+            </w:tcMar>
+          </w:tcPr>
+          <w:p>
+            <w:r>
+              <w:rPr>
+                <w:rFonts w:ascii="Arial" w:cs="Arial" w:eastAsia="Arial" w:hAnsi="Arial"/>
+                <w:color w:val="444444"/>
+                <w:sz w:val="22"/>
+                <w:szCs w:val="22"/>
+              </w:rPr>
+              <w:t xml:space="preserve">“OTA UPDATE” / “Do not unplug”</w:t>
+            </w:r>
+          </w:p>
+        </w:tc>
+        <w:tc>
+          <w:tcPr>
+            <w:tcW w:type="dxa" w:w="6160"/>
+            <w:tcBorders>
+              <w:top w:val="single" w:color="CCCCCC" w:sz="1"/>
+              <w:left w:val="single" w:color="CCCCCC" w:sz="1"/>
+              <w:bottom w:val="single" w:color="CCCCCC" w:sz="1"/>
+              <w:right w:val="single" w:color="CCCCCC" w:sz="1"/>
+            </w:tcBorders>
+            <w:shd w:fill="F5F5F5" w:val="clear"/>
+            <w:tcMar>
+              <w:top w:type="dxa" w:w="80"/>
+              <w:left w:type="dxa" w:w="120"/>
+              <w:bottom w:type="dxa" w:w="80"/>
+              <w:right w:type="dxa" w:w="120"/>
+            </w:tcMar>
+          </w:tcPr>
+          <w:p>
+            <w:r>
+              <w:rPr>
+                <w:rFonts w:ascii="Arial" w:cs="Arial" w:eastAsia="Arial" w:hAnsi="Arial"/>
+                <w:color w:val="444444"/>
+                <w:sz w:val="22"/>
+                <w:szCs w:val="22"/>
+              </w:rPr>
+              <w:t xml:space="preserve">The device is installing a firmware update. Leave it plugged in and powered on until it restarts on its own (usually 1–3 minutes).</w:t>
+            </w:r>
+          </w:p>
+        </w:tc>
+      </w:tr>
+    </w:tbl>
+    <w:p>
+      <w:pPr>
+        <w:spacing w:after="120"/>
+      </w:pPr>
+      <w:r>
+        <w:t xml:space="preserve"/>
+      </w:r>
+    </w:p>
+    <w:p>
+      <w:pPr>
+        <w:pStyle w:val="Heading2"/>
+      </w:pPr>
+      <w:r>
+        <w:t xml:space="preserve">4.8 Device Light Reference</w:t>
+      </w:r>
+    </w:p>
+    <w:p>
+      <w:pPr>
+        <w:spacing w:after="120"/>
+      </w:pPr>
+      <w:r>
+        <w:rPr>
+          <w:rFonts w:ascii="Arial" w:cs="Arial" w:eastAsia="Arial" w:hAnsi="Arial"/>
+          <w:color w:val="444444"/>
+          <w:sz w:val="24"/>
+          <w:szCs w:val="24"/>
+        </w:rPr>
+        <w:t xml:space="preserve">The fingerprint sensor also lights up to reflect the same states, useful for a quick glance from across the room.</w:t>
+      </w:r>
+    </w:p>
+    <w:tbl>
+      <w:tblPr>
+        <w:tblW w:type="dxa" w:w="9360"/>
+        <w:tblBorders>
+          <w:top w:val="single" w:color="auto" w:sz="4"/>
+          <w:left w:val="single" w:color="auto" w:sz="4"/>
+          <w:bottom w:val="single" w:color="auto" w:sz="4"/>
+          <w:right w:val="single" w:color="auto" w:sz="4"/>
+          <w:insideH w:val="single" w:color="auto" w:sz="4"/>
+          <w:insideV w:val="single" w:color="auto" w:sz="4"/>
+        </w:tblBorders>
+      </w:tblPr>
+      <w:tblGrid>
+        <w:gridCol w:w="3200"/>
+        <w:gridCol w:w="6160"/>
+      </w:tblGrid>
+      <w:tr>
+        <w:tc>
+          <w:tcPr>
+            <w:tcW w:type="dxa" w:w="3200"/>
+            <w:tcBorders>
+              <w:top w:val="single" w:color="CCCCCC" w:sz="1"/>
+              <w:left w:val="single" w:color="CCCCCC" w:sz="1"/>
+              <w:bottom w:val="single" w:color="CCCCCC" w:sz="1"/>
+              <w:right w:val="single" w:color="CCCCCC" w:sz="1"/>
+            </w:tcBorders>
+            <w:shd w:fill="2E75B6" w:val="clear"/>
+            <w:tcMar>
+              <w:top w:type="dxa" w:w="80"/>
+              <w:left w:type="dxa" w:w="120"/>
+              <w:bottom w:type="dxa" w:w="80"/>
+              <w:right w:type="dxa" w:w="120"/>
+            </w:tcMar>
+          </w:tcPr>
+          <w:p>
+            <w:r>
+              <w:rPr>
+                <w:rFonts w:ascii="Arial" w:cs="Arial" w:eastAsia="Arial" w:hAnsi="Arial"/>
+                <w:b/>
+                <w:bCs/>
+                <w:color w:val="FFFFFF"/>
+                <w:sz w:val="22"/>
+                <w:szCs w:val="22"/>
+              </w:rPr>
+              <w:t xml:space="preserve">Light</w:t>
+            </w:r>
+          </w:p>
+        </w:tc>
+        <w:tc>
+          <w:tcPr>
+            <w:tcW w:type="dxa" w:w="6160"/>
+            <w:tcBorders>
+              <w:top w:val="single" w:color="CCCCCC" w:sz="1"/>
+              <w:left w:val="single" w:color="CCCCCC" w:sz="1"/>
+              <w:bottom w:val="single" w:color="CCCCCC" w:sz="1"/>
+              <w:right w:val="single" w:color="CCCCCC" w:sz="1"/>
+            </w:tcBorders>
+            <w:shd w:fill="2E75B6" w:val="clear"/>
+            <w:tcMar>
+              <w:top w:type="dxa" w:w="80"/>
+              <w:left w:type="dxa" w:w="120"/>
+              <w:bottom w:type="dxa" w:w="80"/>
+              <w:right w:type="dxa" w:w="120"/>
+            </w:tcMar>
+          </w:tcPr>
+          <w:p>
+            <w:r>
+              <w:rPr>
+                <w:rFonts w:ascii="Arial" w:cs="Arial" w:eastAsia="Arial" w:hAnsi="Arial"/>
+                <w:b/>
+                <w:bCs/>
+                <w:color w:val="FFFFFF"/>
+                <w:sz w:val="22"/>
+                <w:szCs w:val="22"/>
+              </w:rPr>
+              <w:t xml:space="preserve">Meaning</w:t>
+            </w:r>
+          </w:p>
+        </w:tc>
+      </w:tr>
+      <w:tr>
+        <w:tc>
+          <w:tcPr>
+            <w:tcW w:type="dxa" w:w="3200"/>
+            <w:tcBorders>
+              <w:top w:val="single" w:color="CCCCCC" w:sz="1"/>
+              <w:left w:val="single" w:color="CCCCCC" w:sz="1"/>
+              <w:bottom w:val="single" w:color="CCCCCC" w:sz="1"/>
+              <w:right w:val="single" w:color="CCCCCC" w:sz="1"/>
+            </w:tcBorders>
+            <w:shd w:fill="FFFFFF" w:val="clear"/>
+            <w:tcMar>
+              <w:top w:type="dxa" w:w="80"/>
+              <w:left w:type="dxa" w:w="120"/>
+              <w:bottom w:type="dxa" w:w="80"/>
+              <w:right w:type="dxa" w:w="120"/>
+            </w:tcMar>
+          </w:tcPr>
+          <w:p>
+            <w:r>
+              <w:rPr>
+                <w:rFonts w:ascii="Arial" w:cs="Arial" w:eastAsia="Arial" w:hAnsi="Arial"/>
+                <w:color w:val="444444"/>
+                <w:sz w:val="22"/>
+                <w:szCs w:val="22"/>
+              </w:rPr>
+              <w:t xml:space="preserve">Solid blue</w:t>
+            </w:r>
+          </w:p>
+        </w:tc>
+        <w:tc>
+          <w:tcPr>
+            <w:tcW w:type="dxa" w:w="6160"/>
+            <w:tcBorders>
+              <w:top w:val="single" w:color="CCCCCC" w:sz="1"/>
+              <w:left w:val="single" w:color="CCCCCC" w:sz="1"/>
+              <w:bottom w:val="single" w:color="CCCCCC" w:sz="1"/>
+              <w:right w:val="single" w:color="CCCCCC" w:sz="1"/>
+            </w:tcBorders>
+            <w:shd w:fill="FFFFFF" w:val="clear"/>
+            <w:tcMar>
+              <w:top w:type="dxa" w:w="80"/>
+              <w:left w:type="dxa" w:w="120"/>
+              <w:bottom w:type="dxa" w:w="80"/>
+              <w:right w:type="dxa" w:w="120"/>
+            </w:tcMar>
+          </w:tcPr>
+          <w:p>
+            <w:r>
+              <w:rPr>
+                <w:rFonts w:ascii="Arial" w:cs="Arial" w:eastAsia="Arial" w:hAnsi="Arial"/>
+                <w:color w:val="444444"/>
+                <w:sz w:val="22"/>
+                <w:szCs w:val="22"/>
+              </w:rPr>
+              <w:t xml:space="preserve">Idle, connected to WiFi. Normal.</w:t>
+            </w:r>
+          </w:p>
+        </w:tc>
+      </w:tr>
+      <w:tr>
+        <w:tc>
+          <w:tcPr>
+            <w:tcW w:type="dxa" w:w="3200"/>
+            <w:tcBorders>
+              <w:top w:val="single" w:color="CCCCCC" w:sz="1"/>
+              <w:left w:val="single" w:color="CCCCCC" w:sz="1"/>
+              <w:bottom w:val="single" w:color="CCCCCC" w:sz="1"/>
+              <w:right w:val="single" w:color="CCCCCC" w:sz="1"/>
+            </w:tcBorders>
+            <w:shd w:fill="F5F5F5" w:val="clear"/>
+            <w:tcMar>
+              <w:top w:type="dxa" w:w="80"/>
+              <w:left w:type="dxa" w:w="120"/>
+              <w:bottom w:type="dxa" w:w="80"/>
+              <w:right w:type="dxa" w:w="120"/>
+            </w:tcMar>
+          </w:tcPr>
+          <w:p>
+            <w:r>
+              <w:rPr>
+                <w:rFonts w:ascii="Arial" w:cs="Arial" w:eastAsia="Arial" w:hAnsi="Arial"/>
+                <w:color w:val="444444"/>
+                <w:sz w:val="22"/>
+                <w:szCs w:val="22"/>
+              </w:rPr>
+              <w:t xml:space="preserve">Solid purple</w:t>
+            </w:r>
+          </w:p>
+        </w:tc>
+        <w:tc>
+          <w:tcPr>
+            <w:tcW w:type="dxa" w:w="6160"/>
+            <w:tcBorders>
+              <w:top w:val="single" w:color="CCCCCC" w:sz="1"/>
+              <w:left w:val="single" w:color="CCCCCC" w:sz="1"/>
+              <w:bottom w:val="single" w:color="CCCCCC" w:sz="1"/>
+              <w:right w:val="single" w:color="CCCCCC" w:sz="1"/>
+            </w:tcBorders>
+            <w:shd w:fill="F5F5F5" w:val="clear"/>
+            <w:tcMar>
+              <w:top w:type="dxa" w:w="80"/>
+              <w:left w:type="dxa" w:w="120"/>
+              <w:bottom w:type="dxa" w:w="80"/>
+              <w:right w:type="dxa" w:w="120"/>
+            </w:tcMar>
+          </w:tcPr>
+          <w:p>
+            <w:r>
+              <w:rPr>
+                <w:rFonts w:ascii="Arial" w:cs="Arial" w:eastAsia="Arial" w:hAnsi="Arial"/>
+                <w:color w:val="444444"/>
+                <w:sz w:val="22"/>
+                <w:szCs w:val="22"/>
+              </w:rPr>
+              <w:t xml:space="preserve">Idle, no WiFi connection.</w:t>
+            </w:r>
+          </w:p>
+        </w:tc>
+      </w:tr>
+      <w:tr>
+        <w:tc>
+          <w:tcPr>
+            <w:tcW w:type="dxa" w:w="3200"/>
+            <w:tcBorders>
+              <w:top w:val="single" w:color="CCCCCC" w:sz="1"/>
+              <w:left w:val="single" w:color="CCCCCC" w:sz="1"/>
+              <w:bottom w:val="single" w:color="CCCCCC" w:sz="1"/>
+              <w:right w:val="single" w:color="CCCCCC" w:sz="1"/>
+            </w:tcBorders>
+            <w:shd w:fill="FFFFFF" w:val="clear"/>
+            <w:tcMar>
+              <w:top w:type="dxa" w:w="80"/>
+              <w:left w:type="dxa" w:w="120"/>
+              <w:bottom w:type="dxa" w:w="80"/>
+              <w:right w:type="dxa" w:w="120"/>
+            </w:tcMar>
+          </w:tcPr>
+          <w:p>
+            <w:r>
+              <w:rPr>
+                <w:rFonts w:ascii="Arial" w:cs="Arial" w:eastAsia="Arial" w:hAnsi="Arial"/>
+                <w:color w:val="444444"/>
+                <w:sz w:val="22"/>
+                <w:szCs w:val="22"/>
+              </w:rPr>
+              <w:t xml:space="preserve">Blinking purple</w:t>
+            </w:r>
+          </w:p>
+        </w:tc>
+        <w:tc>
+          <w:tcPr>
+            <w:tcW w:type="dxa" w:w="6160"/>
+            <w:tcBorders>
+              <w:top w:val="single" w:color="CCCCCC" w:sz="1"/>
+              <w:left w:val="single" w:color="CCCCCC" w:sz="1"/>
+              <w:bottom w:val="single" w:color="CCCCCC" w:sz="1"/>
+              <w:right w:val="single" w:color="CCCCCC" w:sz="1"/>
+            </w:tcBorders>
+            <w:shd w:fill="FFFFFF" w:val="clear"/>
+            <w:tcMar>
+              <w:top w:type="dxa" w:w="80"/>
+              <w:left w:type="dxa" w:w="120"/>
+              <w:bottom w:type="dxa" w:w="80"/>
+              <w:right w:type="dxa" w:w="120"/>
+            </w:tcMar>
+          </w:tcPr>
+          <w:p>
+            <w:r>
+              <w:rPr>
+                <w:rFonts w:ascii="Arial" w:cs="Arial" w:eastAsia="Arial" w:hAnsi="Arial"/>
+                <w:color w:val="444444"/>
+                <w:sz w:val="22"/>
+                <w:szCs w:val="22"/>
+              </w:rPr>
+              <w:t xml:space="preserve">WiFi setup screen is open.</w:t>
+            </w:r>
+          </w:p>
+        </w:tc>
+      </w:tr>
+      <w:tr>
+        <w:tc>
+          <w:tcPr>
+            <w:tcW w:type="dxa" w:w="3200"/>
+            <w:tcBorders>
+              <w:top w:val="single" w:color="CCCCCC" w:sz="1"/>
+              <w:left w:val="single" w:color="CCCCCC" w:sz="1"/>
+              <w:bottom w:val="single" w:color="CCCCCC" w:sz="1"/>
+              <w:right w:val="single" w:color="CCCCCC" w:sz="1"/>
+            </w:tcBorders>
+            <w:shd w:fill="F5F5F5" w:val="clear"/>
+            <w:tcMar>
+              <w:top w:type="dxa" w:w="80"/>
+              <w:left w:type="dxa" w:w="120"/>
+              <w:bottom w:type="dxa" w:w="80"/>
+              <w:right w:type="dxa" w:w="120"/>
+            </w:tcMar>
+          </w:tcPr>
+          <w:p>
+            <w:r>
+              <w:rPr>
+                <w:rFonts w:ascii="Arial" w:cs="Arial" w:eastAsia="Arial" w:hAnsi="Arial"/>
+                <w:color w:val="444444"/>
+                <w:sz w:val="22"/>
+                <w:szCs w:val="22"/>
+              </w:rPr>
+              <w:t xml:space="preserve">Green (brief flash)</w:t>
+            </w:r>
+          </w:p>
+        </w:tc>
+        <w:tc>
+          <w:tcPr>
+            <w:tcW w:type="dxa" w:w="6160"/>
+            <w:tcBorders>
+              <w:top w:val="single" w:color="CCCCCC" w:sz="1"/>
+              <w:left w:val="single" w:color="CCCCCC" w:sz="1"/>
+              <w:bottom w:val="single" w:color="CCCCCC" w:sz="1"/>
+              <w:right w:val="single" w:color="CCCCCC" w:sz="1"/>
+            </w:tcBorders>
+            <w:shd w:fill="F5F5F5" w:val="clear"/>
+            <w:tcMar>
+              <w:top w:type="dxa" w:w="80"/>
+              <w:left w:type="dxa" w:w="120"/>
+              <w:bottom w:type="dxa" w:w="80"/>
+              <w:right w:type="dxa" w:w="120"/>
+            </w:tcMar>
+          </w:tcPr>
+          <w:p>
+            <w:r>
+              <w:rPr>
+                <w:rFonts w:ascii="Arial" w:cs="Arial" w:eastAsia="Arial" w:hAnsi="Arial"/>
+                <w:color w:val="444444"/>
+                <w:sz w:val="22"/>
+                <w:szCs w:val="22"/>
+              </w:rPr>
+              <w:t xml:space="preserve">Scan accepted, or an enrollment/admin task succeeded.</w:t>
+            </w:r>
+          </w:p>
+        </w:tc>
+      </w:tr>
+      <w:tr>
+        <w:tc>
+          <w:tcPr>
+            <w:tcW w:type="dxa" w:w="3200"/>
+            <w:tcBorders>
+              <w:top w:val="single" w:color="CCCCCC" w:sz="1"/>
+              <w:left w:val="single" w:color="CCCCCC" w:sz="1"/>
+              <w:bottom w:val="single" w:color="CCCCCC" w:sz="1"/>
+              <w:right w:val="single" w:color="CCCCCC" w:sz="1"/>
+            </w:tcBorders>
+            <w:shd w:fill="FFFFFF" w:val="clear"/>
+            <w:tcMar>
+              <w:top w:type="dxa" w:w="80"/>
+              <w:left w:type="dxa" w:w="120"/>
+              <w:bottom w:type="dxa" w:w="80"/>
+              <w:right w:type="dxa" w:w="120"/>
+            </w:tcMar>
+          </w:tcPr>
+          <w:p>
+            <w:r>
+              <w:rPr>
+                <w:rFonts w:ascii="Arial" w:cs="Arial" w:eastAsia="Arial" w:hAnsi="Arial"/>
+                <w:color w:val="444444"/>
+                <w:sz w:val="22"/>
+                <w:szCs w:val="22"/>
+              </w:rPr>
+              <w:t xml:space="preserve">Red (brief flash)</w:t>
+            </w:r>
+          </w:p>
+        </w:tc>
+        <w:tc>
+          <w:tcPr>
+            <w:tcW w:type="dxa" w:w="6160"/>
+            <w:tcBorders>
+              <w:top w:val="single" w:color="CCCCCC" w:sz="1"/>
+              <w:left w:val="single" w:color="CCCCCC" w:sz="1"/>
+              <w:bottom w:val="single" w:color="CCCCCC" w:sz="1"/>
+              <w:right w:val="single" w:color="CCCCCC" w:sz="1"/>
+            </w:tcBorders>
+            <w:shd w:fill="FFFFFF" w:val="clear"/>
+            <w:tcMar>
+              <w:top w:type="dxa" w:w="80"/>
+              <w:left w:type="dxa" w:w="120"/>
+              <w:bottom w:type="dxa" w:w="80"/>
+              <w:right w:type="dxa" w:w="120"/>
+            </w:tcMar>
+          </w:tcPr>
+          <w:p>
+            <w:r>
+              <w:rPr>
+                <w:rFonts w:ascii="Arial" w:cs="Arial" w:eastAsia="Arial" w:hAnsi="Arial"/>
+                <w:color w:val="444444"/>
+                <w:sz w:val="22"/>
+                <w:szCs w:val="22"/>
+              </w:rPr>
+              <w:t xml:space="preserve">Scan not recognised, or an enrollment/admin task failed.</w:t>
+            </w:r>
+          </w:p>
+        </w:tc>
+      </w:tr>
+      <w:tr>
+        <w:tc>
+          <w:tcPr>
+            <w:tcW w:type="dxa" w:w="3200"/>
+            <w:tcBorders>
+              <w:top w:val="single" w:color="CCCCCC" w:sz="1"/>
+              <w:left w:val="single" w:color="CCCCCC" w:sz="1"/>
+              <w:bottom w:val="single" w:color="CCCCCC" w:sz="1"/>
+              <w:right w:val="single" w:color="CCCCCC" w:sz="1"/>
+            </w:tcBorders>
+            <w:shd w:fill="F5F5F5" w:val="clear"/>
+            <w:tcMar>
+              <w:top w:type="dxa" w:w="80"/>
+              <w:left w:type="dxa" w:w="120"/>
+              <w:bottom w:type="dxa" w:w="80"/>
+              <w:right w:type="dxa" w:w="120"/>
+            </w:tcMar>
+          </w:tcPr>
+          <w:p>
+            <w:r>
+              <w:rPr>
+                <w:rFonts w:ascii="Arial" w:cs="Arial" w:eastAsia="Arial" w:hAnsi="Arial"/>
+                <w:color w:val="444444"/>
+                <w:sz w:val="22"/>
+                <w:szCs w:val="22"/>
+              </w:rPr>
+              <w:t xml:space="preserve">Solid yellow</w:t>
+            </w:r>
+          </w:p>
+        </w:tc>
+        <w:tc>
+          <w:tcPr>
+            <w:tcW w:type="dxa" w:w="6160"/>
+            <w:tcBorders>
+              <w:top w:val="single" w:color="CCCCCC" w:sz="1"/>
+              <w:left w:val="single" w:color="CCCCCC" w:sz="1"/>
+              <w:bottom w:val="single" w:color="CCCCCC" w:sz="1"/>
+              <w:right w:val="single" w:color="CCCCCC" w:sz="1"/>
+            </w:tcBorders>
+            <w:shd w:fill="F5F5F5" w:val="clear"/>
+            <w:tcMar>
+              <w:top w:type="dxa" w:w="80"/>
+              <w:left w:type="dxa" w:w="120"/>
+              <w:bottom w:type="dxa" w:w="80"/>
+              <w:right w:type="dxa" w:w="120"/>
+            </w:tcMar>
+          </w:tcPr>
+          <w:p>
+            <w:r>
+              <w:rPr>
+                <w:rFonts w:ascii="Arial" w:cs="Arial" w:eastAsia="Arial" w:hAnsi="Arial"/>
+                <w:color w:val="444444"/>
+                <w:sz w:val="22"/>
+                <w:szCs w:val="22"/>
+              </w:rPr>
+              <w:t xml:space="preserve">Waiting for a finger during enrollment.</w:t>
+            </w:r>
+          </w:p>
+        </w:tc>
+      </w:tr>
+      <w:tr>
+        <w:tc>
+          <w:tcPr>
+            <w:tcW w:type="dxa" w:w="3200"/>
+            <w:tcBorders>
+              <w:top w:val="single" w:color="CCCCCC" w:sz="1"/>
+              <w:left w:val="single" w:color="CCCCCC" w:sz="1"/>
+              <w:bottom w:val="single" w:color="CCCCCC" w:sz="1"/>
+              <w:right w:val="single" w:color="CCCCCC" w:sz="1"/>
+            </w:tcBorders>
+            <w:shd w:fill="FFFFFF" w:val="clear"/>
+            <w:tcMar>
+              <w:top w:type="dxa" w:w="80"/>
+              <w:left w:type="dxa" w:w="120"/>
+              <w:bottom w:type="dxa" w:w="80"/>
+              <w:right w:type="dxa" w:w="120"/>
+            </w:tcMar>
+          </w:tcPr>
+          <w:p>
+            <w:r>
+              <w:rPr>
+                <w:rFonts w:ascii="Arial" w:cs="Arial" w:eastAsia="Arial" w:hAnsi="Arial"/>
+                <w:color w:val="444444"/>
+                <w:sz w:val="22"/>
+                <w:szCs w:val="22"/>
+              </w:rPr>
+              <w:t xml:space="preserve">Breathing yellow (slow pulse)</w:t>
+            </w:r>
+          </w:p>
+        </w:tc>
+        <w:tc>
+          <w:tcPr>
+            <w:tcW w:type="dxa" w:w="6160"/>
+            <w:tcBorders>
+              <w:top w:val="single" w:color="CCCCCC" w:sz="1"/>
+              <w:left w:val="single" w:color="CCCCCC" w:sz="1"/>
+              <w:bottom w:val="single" w:color="CCCCCC" w:sz="1"/>
+              <w:right w:val="single" w:color="CCCCCC" w:sz="1"/>
+            </w:tcBorders>
+            <w:shd w:fill="FFFFFF" w:val="clear"/>
+            <w:tcMar>
+              <w:top w:type="dxa" w:w="80"/>
+              <w:left w:type="dxa" w:w="120"/>
+              <w:bottom w:type="dxa" w:w="80"/>
+              <w:right w:type="dxa" w:w="120"/>
+            </w:tcMar>
+          </w:tcPr>
+          <w:p>
+            <w:r>
+              <w:rPr>
+                <w:rFonts w:ascii="Arial" w:cs="Arial" w:eastAsia="Arial" w:hAnsi="Arial"/>
+                <w:color w:val="444444"/>
+                <w:sz w:val="22"/>
+                <w:szCs w:val="22"/>
+              </w:rPr>
+              <w:t xml:space="preserve">Waiting to be assigned to a unit — see Section 4.1.</w:t>
+            </w:r>
+          </w:p>
+        </w:tc>
+      </w:tr>
+      <w:tr>
+        <w:tc>
+          <w:tcPr>
+            <w:tcW w:type="dxa" w:w="3200"/>
+            <w:tcBorders>
+              <w:top w:val="single" w:color="CCCCCC" w:sz="1"/>
+              <w:left w:val="single" w:color="CCCCCC" w:sz="1"/>
+              <w:bottom w:val="single" w:color="CCCCCC" w:sz="1"/>
+              <w:right w:val="single" w:color="CCCCCC" w:sz="1"/>
+            </w:tcBorders>
+            <w:shd w:fill="F5F5F5" w:val="clear"/>
+            <w:tcMar>
+              <w:top w:type="dxa" w:w="80"/>
+              <w:left w:type="dxa" w:w="120"/>
+              <w:bottom w:type="dxa" w:w="80"/>
+              <w:right w:type="dxa" w:w="120"/>
+            </w:tcMar>
+          </w:tcPr>
+          <w:p>
+            <w:r>
+              <w:rPr>
+                <w:rFonts w:ascii="Arial" w:cs="Arial" w:eastAsia="Arial" w:hAnsi="Arial"/>
+                <w:color w:val="444444"/>
+                <w:sz w:val="22"/>
+                <w:szCs w:val="22"/>
+              </w:rPr>
+              <w:t xml:space="preserve">Breathing red (slow pulse)</w:t>
+            </w:r>
+          </w:p>
+        </w:tc>
+        <w:tc>
+          <w:tcPr>
+            <w:tcW w:type="dxa" w:w="6160"/>
+            <w:tcBorders>
+              <w:top w:val="single" w:color="CCCCCC" w:sz="1"/>
+              <w:left w:val="single" w:color="CCCCCC" w:sz="1"/>
+              <w:bottom w:val="single" w:color="CCCCCC" w:sz="1"/>
+              <w:right w:val="single" w:color="CCCCCC" w:sz="1"/>
+            </w:tcBorders>
+            <w:shd w:fill="F5F5F5" w:val="clear"/>
+            <w:tcMar>
+              <w:top w:type="dxa" w:w="80"/>
+              <w:left w:type="dxa" w:w="120"/>
+              <w:bottom w:type="dxa" w:w="80"/>
+              <w:right w:type="dxa" w:w="120"/>
+            </w:tcMar>
+          </w:tcPr>
+          <w:p>
+            <w:r>
+              <w:rPr>
+                <w:rFonts w:ascii="Arial" w:cs="Arial" w:eastAsia="Arial" w:hAnsi="Arial"/>
+                <w:color w:val="444444"/>
+                <w:sz w:val="22"/>
+                <w:szCs w:val="22"/>
+              </w:rPr>
+              <w:t xml:space="preserve">Installing a firmware update — do not unplug.</w:t>
+            </w:r>
+          </w:p>
+        </w:tc>
+      </w:tr>
+      <w:tr>
+        <w:tc>
+          <w:tcPr>
+            <w:tcW w:type="dxa" w:w="3200"/>
+            <w:tcBorders>
+              <w:top w:val="single" w:color="CCCCCC" w:sz="1"/>
+              <w:left w:val="single" w:color="CCCCCC" w:sz="1"/>
+              <w:bottom w:val="single" w:color="CCCCCC" w:sz="1"/>
+              <w:right w:val="single" w:color="CCCCCC" w:sz="1"/>
+            </w:tcBorders>
+            <w:shd w:fill="FFFFFF" w:val="clear"/>
+            <w:tcMar>
+              <w:top w:type="dxa" w:w="80"/>
+              <w:left w:type="dxa" w:w="120"/>
+              <w:bottom w:type="dxa" w:w="80"/>
+              <w:right w:type="dxa" w:w="120"/>
+            </w:tcMar>
+          </w:tcPr>
+          <w:p>
+            <w:r>
+              <w:rPr>
+                <w:rFonts w:ascii="Arial" w:cs="Arial" w:eastAsia="Arial" w:hAnsi="Arial"/>
+                <w:color w:val="444444"/>
+                <w:sz w:val="22"/>
+                <w:szCs w:val="22"/>
+              </w:rPr>
+              <w:t xml:space="preserve">5 quick yellow flashes</w:t>
+            </w:r>
+          </w:p>
+        </w:tc>
+        <w:tc>
+          <w:tcPr>
+            <w:tcW w:type="dxa" w:w="6160"/>
+            <w:tcBorders>
+              <w:top w:val="single" w:color="CCCCCC" w:sz="1"/>
+              <w:left w:val="single" w:color="CCCCCC" w:sz="1"/>
+              <w:bottom w:val="single" w:color="CCCCCC" w:sz="1"/>
+              <w:right w:val="single" w:color="CCCCCC" w:sz="1"/>
+            </w:tcBorders>
+            <w:shd w:fill="FFFFFF" w:val="clear"/>
+            <w:tcMar>
+              <w:top w:type="dxa" w:w="80"/>
+              <w:left w:type="dxa" w:w="120"/>
+              <w:bottom w:type="dxa" w:w="80"/>
+              <w:right w:type="dxa" w:w="120"/>
+            </w:tcMar>
+          </w:tcPr>
+          <w:p>
+            <w:r>
+              <w:rPr>
+                <w:rFonts w:ascii="Arial" w:cs="Arial" w:eastAsia="Arial" w:hAnsi="Arial"/>
+                <w:color w:val="444444"/>
+                <w:sz w:val="22"/>
+                <w:szCs w:val="22"/>
+              </w:rPr>
+              <w:t xml:space="preserve">Master fingerprint confirmed — the WiFi setup screen is opening.</w:t>
+            </w:r>
+          </w:p>
+        </w:tc>
+      </w:tr>
+    </w:tbl>
+    <w:p>
+      <w:pPr>
+        <w:spacing w:after="120"/>
+      </w:pPr>
+      <w:r>
+        <w:t xml:space="preserve"/>
+      </w:r>
+    </w:p>
+    <w:p>
       <w:r>
         <w:br w:type="page"/>
       </w:r>
@@ -1401,6 +3318,48 @@
           <w:szCs w:val="24"/>
         </w:rPr>
         <w:t xml:space="preserve">New members have no fingerprint enrolled yet. Enroll their fingerprint from the Enrollment section.</w:t>
+      </w:r>
+    </w:p>
+    <w:p>
+      <w:pPr>
+        <w:spacing w:after="120"/>
+      </w:pPr>
+      <w:r>
+        <w:t xml:space="preserve"/>
+      </w:r>
+    </w:p>
+    <w:p>
+      <w:pPr>
+        <w:spacing w:after="120"/>
+      </w:pPr>
+      <w:r>
+        <w:rPr>
+          <w:rFonts w:ascii="Arial" w:cs="Arial" w:eastAsia="Arial" w:hAnsi="Arial"/>
+          <w:color w:val="444444"/>
+          <w:sz w:val="24"/>
+          <w:szCs w:val="24"/>
+        </w:rPr>
+        <w:t xml:space="preserve">To add many members at once instead of one by one, click Import CSV next to Add member. Download the template, fill in one row per person (ID, full name, and unit), then upload it. You will see a preview showing which rows are ready and which have a problem — such as a missing field or a unit that is not recognised — before anything is created.</w:t>
+      </w:r>
+    </w:p>
+    <w:p>
+      <w:pPr>
+        <w:pBdr>
+          <w:left w:val="single" w:color="2E75B6" w:sz="12" w:space="8"/>
+        </w:pBdr>
+        <w:spacing w:after="120"/>
+        <w:ind w:left="360"/>
+      </w:pPr>
+      <w:r>
+        <w:rPr>
+          <w:rFonts w:ascii="Arial" w:cs="Arial" w:eastAsia="Arial" w:hAnsi="Arial"/>
+          <w:i/>
+          <w:iCs/>
+          <w:color w:val="555555"/>
+          <w:sz w:val="22"/>
+          <w:szCs w:val="22"/>
+        </w:rPr>
+        <w:t xml:space="preserve">Members created through CSV import start out Inactive. Review the imported list and activate each member once you are ready (typically after their fingerprint has been enrolled).</w:t>
       </w:r>
     </w:p>
     <w:p>
